--- a/zht/docx/48.content.docx
+++ b/zht/docx/48.content.docx
@@ -136,13 +136,6 @@
         <w:rPr>
           <w:lang w:val="zh_TW" w:bidi="zh_TW"/>
         </w:rPr>
-      </w:r>
-      <w:r>
-        <w:rPr>
-          <w:i/>
-          <w:lang w:val="zh_TW" w:bidi="zh_TW"/>
-        </w:rPr>
-        <w:t>加拉太書 1:1, 加拉太書 1:4, 加拉太書 1:6, 加拉太書 1:7, 加拉太書 1:8–9, 加拉太書 1:10, 加拉太書 1:12, 加拉太書 1:13–14, 加拉太書 1:15, 加拉太書 1:16, 加拉太書 1:18–19, 加拉太書 1:22–23, 加拉太書 2:1–2, 加拉太書 2:3, 加拉太書 2:4, 加拉太書 2:6, 加拉太書 2:7–8, 加拉太書 2:7–8 (#2), 加拉太書 2:9, 加拉太書 2:11–12, 加拉太書 2:14, 加拉太書 2:16, 加拉太書 2:16 (#2), 加拉太書 2:18, 加拉太書 2:20, 加拉太書 2:20 (#2), 加拉太書 3:6, 加拉太書 3:7, 加拉太書 3:8, 加拉太書 3:10, 加拉太書 3:11, 加拉太書 3:13–14, 加拉太書 3:16, 加拉太書 3:17, 加拉太書 3:19, 加拉太書 3:22, 加拉太書 3:23–26, 加拉太書 3:27, 加拉太書 3:28, 加拉太書 4:1–2, 加拉太書 4:4–5, 加拉太書 4:5, 加拉太書 4:6, 加拉太書 4:8, 加拉太書 4:9, 加拉太書 4:9–11, 加拉太書 4:13, 加拉太書 4:14, 加拉太書 4:17, 加拉太書 4:20–21, 加拉太書 4:22, 加拉太書 4:26, 加拉太書 4:28, 加拉太書 4:29, 加拉太書 4:30, 加拉太書 4:31, 加拉太書 5:1, 加拉太書 5:2, 加拉太書 5:4, 加拉太書 5:6, 加拉太書 5:10, 加拉太書 5:11, 加拉太書 5:13, 加拉太書 5:13 (#2), 加拉太書 5:14, 加拉太書 5:16, 加拉太書 5:17, 加拉太書 5:20–21, 加拉太書 5:21, 加拉太書 5:22–23, 加拉太書 5:24, 加拉太書 6:1, 加拉太書 6:1 (#2), 加拉太書 6:2, 加拉太書 6:4, 加拉太書 6:6, 加拉太書 6:7, 加拉太書 6:8, 加拉太書 6:8 (#2), 加拉太書 6:9, 加拉太書 6:10, 加拉太書 6:12, 加拉太書 6:14, 加拉太書 6:15, 加拉太書 6:16, 加拉太書 6:17</w:t>
       </w:r>
       <w:r>
         <w:rPr>

--- a/zht/docx/48.content.docx
+++ b/zht/docx/48.content.docx
@@ -123,19 +123,6 @@
           <w:lang w:val="zh_TW" w:bidi="zh_TW"/>
         </w:rPr>
         <w:t>GAL</w:t>
-      </w:r>
-      <w:r>
-        <w:rPr>
-          <w:lang w:val="zh_TW" w:bidi="zh_TW"/>
-        </w:rPr>
-      </w:r>
-    </w:p>
-    <w:p>
-      <w:pPr/>
-      <w:r>
-        <w:rPr>
-          <w:lang w:val="zh_TW" w:bidi="zh_TW"/>
-        </w:rPr>
       </w:r>
       <w:r>
         <w:rPr>

--- a/zht/docx/48.content.docx
+++ b/zht/docx/48.content.docx
@@ -19,7 +19,7 @@
         <w:rPr>
           <w:lang w:val="zh_TW" w:bidi="zh_TW"/>
         </w:rPr>
-        <w:t>Resource: 翻譯問題 (unfoldingWord)</w:t>
+        <w:t>Resource: unfoldingWord® Translation Questions</w:t>
       </w:r>
       <w:r>
         <w:rPr>
@@ -85,7 +85,7 @@
         <w:rPr>
           <w:lang w:val="zh_TW" w:bidi="zh_TW"/>
         </w:rPr>
-        <w:t>翻譯問題 (unfoldingWord)</w:t>
+        <w:t>unfoldingWord® Translation Questions</w:t>
       </w:r>
     </w:p>
     <w:p>
